--- a/ch8/scrncht08.docx
+++ b/ch8/scrncht08.docx
@@ -9,10 +9,10 @@
       </w:pPr>
       <w:r>
         <w:drawing>
-          <wp:inline distT="0" distB="0" distL="0" distR="0" wp14:anchorId="37AE9C32" wp14:editId="147DAB5C">
-            <wp:extent cx="5943600" cy="2590800"/>
-            <wp:effectExtent l="0" t="0" r="0" b="0"/>
-            <wp:docPr id="1854842650" name="Picture 1" descr="A screenshot of a computer&#10;&#10;AI-generated content may be incorrect."/>
+          <wp:inline distT="0" distB="0" distL="0" distR="0" wp14:anchorId="34CCF74A" wp14:editId="44B537B0">
+            <wp:extent cx="5943600" cy="3343910"/>
+            <wp:effectExtent l="0" t="0" r="0" b="8890"/>
+            <wp:docPr id="1170787690" name="Picture 1" descr="A screenshot of a computer&#10;&#10;AI-generated content may be incorrect."/>
             <wp:cNvGraphicFramePr>
               <a:graphicFrameLocks xmlns:a="http://schemas.openxmlformats.org/drawingml/2006/main" noChangeAspect="1"/>
             </wp:cNvGraphicFramePr>
@@ -20,7 +20,7 @@
               <a:graphicData uri="http://schemas.openxmlformats.org/drawingml/2006/picture">
                 <pic:pic xmlns:pic="http://schemas.openxmlformats.org/drawingml/2006/picture">
                   <pic:nvPicPr>
-                    <pic:cNvPr id="1854842650" name="Picture 1" descr="A screenshot of a computer&#10;&#10;AI-generated content may be incorrect."/>
+                    <pic:cNvPr id="1170787690" name="Picture 1" descr="A screenshot of a computer&#10;&#10;AI-generated content may be incorrect."/>
                     <pic:cNvPicPr/>
                   </pic:nvPicPr>
                   <pic:blipFill>
@@ -32,156 +32,7 @@
                   <pic:spPr>
                     <a:xfrm>
                       <a:off x="0" y="0"/>
-                      <a:ext cx="5943600" cy="2590800"/>
-                    </a:xfrm>
-                    <a:prstGeom prst="rect">
-                      <a:avLst/>
-                    </a:prstGeom>
-                  </pic:spPr>
-                </pic:pic>
-              </a:graphicData>
-            </a:graphic>
-          </wp:inline>
-        </w:drawing>
-      </w:r>
-      <w:r>
-        <w:drawing>
-          <wp:inline distT="0" distB="0" distL="0" distR="0" wp14:anchorId="5866FC46" wp14:editId="30420F3F">
-            <wp:extent cx="5943600" cy="2663190"/>
-            <wp:effectExtent l="0" t="0" r="0" b="3810"/>
-            <wp:docPr id="1715784237" name="Picture 1" descr="A screenshot of a computer&#10;&#10;AI-generated content may be incorrect."/>
-            <wp:cNvGraphicFramePr>
-              <a:graphicFrameLocks xmlns:a="http://schemas.openxmlformats.org/drawingml/2006/main" noChangeAspect="1"/>
-            </wp:cNvGraphicFramePr>
-            <a:graphic xmlns:a="http://schemas.openxmlformats.org/drawingml/2006/main">
-              <a:graphicData uri="http://schemas.openxmlformats.org/drawingml/2006/picture">
-                <pic:pic xmlns:pic="http://schemas.openxmlformats.org/drawingml/2006/picture">
-                  <pic:nvPicPr>
-                    <pic:cNvPr id="1715784237" name="Picture 1" descr="A screenshot of a computer&#10;&#10;AI-generated content may be incorrect."/>
-                    <pic:cNvPicPr/>
-                  </pic:nvPicPr>
-                  <pic:blipFill>
-                    <a:blip r:embed="rId5"/>
-                    <a:stretch>
-                      <a:fillRect/>
-                    </a:stretch>
-                  </pic:blipFill>
-                  <pic:spPr>
-                    <a:xfrm>
-                      <a:off x="0" y="0"/>
-                      <a:ext cx="5943600" cy="2663190"/>
-                    </a:xfrm>
-                    <a:prstGeom prst="rect">
-                      <a:avLst/>
-                    </a:prstGeom>
-                  </pic:spPr>
-                </pic:pic>
-              </a:graphicData>
-            </a:graphic>
-          </wp:inline>
-        </w:drawing>
-      </w:r>
-      <w:r>
-        <w:drawing>
-          <wp:inline distT="0" distB="0" distL="0" distR="0" wp14:anchorId="2E62C0FC" wp14:editId="2CD1FE19">
-            <wp:extent cx="5943600" cy="2424430"/>
-            <wp:effectExtent l="0" t="0" r="0" b="0"/>
-            <wp:docPr id="1933938426" name="Picture 1" descr="A screenshot of a computer&#10;&#10;AI-generated content may be incorrect."/>
-            <wp:cNvGraphicFramePr>
-              <a:graphicFrameLocks xmlns:a="http://schemas.openxmlformats.org/drawingml/2006/main" noChangeAspect="1"/>
-            </wp:cNvGraphicFramePr>
-            <a:graphic xmlns:a="http://schemas.openxmlformats.org/drawingml/2006/main">
-              <a:graphicData uri="http://schemas.openxmlformats.org/drawingml/2006/picture">
-                <pic:pic xmlns:pic="http://schemas.openxmlformats.org/drawingml/2006/picture">
-                  <pic:nvPicPr>
-                    <pic:cNvPr id="1933938426" name="Picture 1" descr="A screenshot of a computer&#10;&#10;AI-generated content may be incorrect."/>
-                    <pic:cNvPicPr/>
-                  </pic:nvPicPr>
-                  <pic:blipFill>
-                    <a:blip r:embed="rId6"/>
-                    <a:stretch>
-                      <a:fillRect/>
-                    </a:stretch>
-                  </pic:blipFill>
-                  <pic:spPr>
-                    <a:xfrm>
-                      <a:off x="0" y="0"/>
-                      <a:ext cx="5943600" cy="2424430"/>
-                    </a:xfrm>
-                    <a:prstGeom prst="rect">
-                      <a:avLst/>
-                    </a:prstGeom>
-                  </pic:spPr>
-                </pic:pic>
-              </a:graphicData>
-            </a:graphic>
-          </wp:inline>
-        </w:drawing>
-      </w:r>
-      <w:r>
-        <w:lastRenderedPageBreak/>
-        <w:drawing>
-          <wp:inline distT="0" distB="0" distL="0" distR="0" wp14:anchorId="7090EBF2" wp14:editId="687AC0B9">
-            <wp:extent cx="5943600" cy="2411095"/>
-            <wp:effectExtent l="0" t="0" r="0" b="8255"/>
-            <wp:docPr id="1910384799" name="Picture 1" descr="A screenshot of a computer&#10;&#10;AI-generated content may be incorrect."/>
-            <wp:cNvGraphicFramePr>
-              <a:graphicFrameLocks xmlns:a="http://schemas.openxmlformats.org/drawingml/2006/main" noChangeAspect="1"/>
-            </wp:cNvGraphicFramePr>
-            <a:graphic xmlns:a="http://schemas.openxmlformats.org/drawingml/2006/main">
-              <a:graphicData uri="http://schemas.openxmlformats.org/drawingml/2006/picture">
-                <pic:pic xmlns:pic="http://schemas.openxmlformats.org/drawingml/2006/picture">
-                  <pic:nvPicPr>
-                    <pic:cNvPr id="1910384799" name="Picture 1" descr="A screenshot of a computer&#10;&#10;AI-generated content may be incorrect."/>
-                    <pic:cNvPicPr/>
-                  </pic:nvPicPr>
-                  <pic:blipFill>
-                    <a:blip r:embed="rId7"/>
-                    <a:stretch>
-                      <a:fillRect/>
-                    </a:stretch>
-                  </pic:blipFill>
-                  <pic:spPr>
-                    <a:xfrm>
-                      <a:off x="0" y="0"/>
-                      <a:ext cx="5943600" cy="2411095"/>
-                    </a:xfrm>
-                    <a:prstGeom prst="rect">
-                      <a:avLst/>
-                    </a:prstGeom>
-                  </pic:spPr>
-                </pic:pic>
-              </a:graphicData>
-            </a:graphic>
-          </wp:inline>
-        </w:drawing>
-      </w:r>
-      <w:r>
-        <w:drawing>
-          <wp:inline distT="0" distB="0" distL="0" distR="0" wp14:anchorId="5B71A64E" wp14:editId="076D998B">
-            <wp:extent cx="5943600" cy="2765425"/>
-            <wp:effectExtent l="0" t="0" r="0" b="0"/>
-            <wp:docPr id="1158361251" name="Picture 1" descr="A screenshot of a computer&#10;&#10;AI-generated content may be incorrect."/>
-            <wp:cNvGraphicFramePr>
-              <a:graphicFrameLocks xmlns:a="http://schemas.openxmlformats.org/drawingml/2006/main" noChangeAspect="1"/>
-            </wp:cNvGraphicFramePr>
-            <a:graphic xmlns:a="http://schemas.openxmlformats.org/drawingml/2006/main">
-              <a:graphicData uri="http://schemas.openxmlformats.org/drawingml/2006/picture">
-                <pic:pic xmlns:pic="http://schemas.openxmlformats.org/drawingml/2006/picture">
-                  <pic:nvPicPr>
-                    <pic:cNvPr id="1158361251" name="Picture 1" descr="A screenshot of a computer&#10;&#10;AI-generated content may be incorrect."/>
-                    <pic:cNvPicPr/>
-                  </pic:nvPicPr>
-                  <pic:blipFill>
-                    <a:blip r:embed="rId8"/>
-                    <a:stretch>
-                      <a:fillRect/>
-                    </a:stretch>
-                  </pic:blipFill>
-                  <pic:spPr>
-                    <a:xfrm>
-                      <a:off x="0" y="0"/>
-                      <a:ext cx="5943600" cy="2765425"/>
+                      <a:ext cx="5943600" cy="3343910"/>
                     </a:xfrm>
                     <a:prstGeom prst="rect">
                       <a:avLst/>
